--- a/docu_thesis/mock_defense/temp.docx
+++ b/docu_thesis/mock_defense/temp.docx
@@ -2222,784 +2222,6 @@
           <w:lang w:val="en-US" w:eastAsia="en-PH"/>
         </w:rPr>
         <w:br w:type="page"/>
-      </w:r>
-    </w:p>
-    <w:p>
-      <w:pPr>
-        <w:pStyle w:val="Heading2"/>
-        <w:jc w:val="left"/>
-        <w:rPr>
-          <w:b/>
-          <w:bCs/>
-        </w:rPr>
-      </w:pPr>
-      <w:bookmarkStart w:id="6" w:name="_Toc213126666"/>
-      <w:bookmarkStart w:id="7" w:name="_Toc213126879"/>
-      <w:bookmarkStart w:id="8" w:name="_Toc213127057"/>
-      <w:bookmarkStart w:id="9" w:name="_Toc213127211"/>
-      <w:bookmarkStart w:id="10" w:name="_Toc214904950"/>
-      <w:r>
-        <w:rPr>
-          <w:b/>
-          <w:bCs/>
-        </w:rPr>
-        <w:lastRenderedPageBreak/>
-        <w:t>Objectives of the study</w:t>
-      </w:r>
-      <w:bookmarkEnd w:id="6"/>
-      <w:bookmarkEnd w:id="7"/>
-      <w:bookmarkEnd w:id="8"/>
-      <w:bookmarkEnd w:id="9"/>
-      <w:bookmarkEnd w:id="10"/>
-    </w:p>
-    <w:p>
-      <w:pPr>
-        <w:pStyle w:val="Heading2"/>
-        <w:jc w:val="left"/>
-        <w:rPr>
-          <w:rFonts w:eastAsia="Times New Roman"/>
-          <w:b/>
-          <w:bCs/>
-          <w:lang w:val="en-US"/>
-        </w:rPr>
-      </w:pPr>
-      <w:bookmarkStart w:id="11" w:name="_Toc214904951"/>
-      <w:r>
-        <w:rPr>
-          <w:rFonts w:eastAsia="Times New Roman"/>
-          <w:b/>
-          <w:bCs/>
-          <w:lang w:val="en-US"/>
-        </w:rPr>
-        <w:t>General Objectives</w:t>
-      </w:r>
-      <w:bookmarkEnd w:id="11"/>
-      <w:r>
-        <w:rPr>
-          <w:rFonts w:eastAsia="Times New Roman"/>
-          <w:b/>
-          <w:bCs/>
-          <w:lang w:val="en-US"/>
-        </w:rPr>
-        <w:t xml:space="preserve"> </w:t>
-      </w:r>
-    </w:p>
-    <w:p>
-      <w:pPr>
-        <w:pStyle w:val="bodybold"/>
-      </w:pPr>
-      <w:r>
-        <w:tab/>
-      </w:r>
-      <w:r>
-        <w:t xml:space="preserve">To develop a game to </w:t>
-      </w:r>
-      <w:r>
-        <w:t xml:space="preserve">supplement the high interest in learning Lua and Python </w:t>
-      </w:r>
-      <w:r>
-        <w:tab/>
-        <w:t>through a game.</w:t>
-      </w:r>
-    </w:p>
-    <w:p>
-      <w:pPr>
-        <w:pStyle w:val="bodyitalic"/>
-      </w:pPr>
-      <w:r>
-        <w:tab/>
-        <w:t xml:space="preserve">The proponents of the projects aim to develop a game with the goal of </w:t>
-      </w:r>
-      <w:r>
-        <w:tab/>
-        <w:t xml:space="preserve">supplementing </w:t>
-      </w:r>
-      <w:r>
-        <w:tab/>
-      </w:r>
-      <w:r>
-        <w:t xml:space="preserve">the high interest of learning the Lua and Python programming </w:t>
-      </w:r>
-      <w:r>
-        <w:tab/>
-        <w:t xml:space="preserve">language through a </w:t>
-      </w:r>
-      <w:r>
-        <w:tab/>
-      </w:r>
-      <w:r>
-        <w:t xml:space="preserve">game approach by integrating engaging gameplay with </w:t>
-      </w:r>
-      <w:r>
-        <w:tab/>
-        <w:t>learning activities.</w:t>
-      </w:r>
-    </w:p>
-    <w:p>
-      <w:pPr>
-        <w:pStyle w:val="Heading2"/>
-        <w:jc w:val="left"/>
-        <w:rPr>
-          <w:rFonts w:eastAsia="Times New Roman"/>
-          <w:b/>
-          <w:bCs/>
-          <w:lang w:val="en-US"/>
-        </w:rPr>
-      </w:pPr>
-      <w:bookmarkStart w:id="12" w:name="_Toc214904952"/>
-      <w:r>
-        <w:rPr>
-          <w:rFonts w:eastAsia="Times New Roman"/>
-          <w:b/>
-          <w:bCs/>
-          <w:lang w:val="en-US"/>
-        </w:rPr>
-        <w:t>Specific Objectives</w:t>
-      </w:r>
-      <w:bookmarkEnd w:id="12"/>
-      <w:r>
-        <w:rPr>
-          <w:rFonts w:eastAsia="Times New Roman"/>
-          <w:b/>
-          <w:bCs/>
-          <w:lang w:val="en-US"/>
-        </w:rPr>
-        <w:t xml:space="preserve"> </w:t>
-      </w:r>
-    </w:p>
-    <w:p>
-      <w:pPr>
-        <w:pStyle w:val="bodybold"/>
-        <w:numPr>
-          <w:ilvl w:val="0"/>
-          <w:numId w:val="11"/>
-        </w:numPr>
-      </w:pPr>
-      <w:r>
-        <w:t>To develop a game that enhances programming skills by providing hands-on learning where concepts are learned through experience.</w:t>
-      </w:r>
-    </w:p>
-    <w:p>
-      <w:pPr>
-        <w:pStyle w:val="bodyitalic"/>
-      </w:pPr>
-      <w:r>
-        <w:tab/>
-      </w:r>
-      <w:r>
-        <w:t xml:space="preserve">The proponents of the project aim to create an interactive learning environment </w:t>
-      </w:r>
-      <w:r>
-        <w:tab/>
-      </w:r>
-      <w:r>
-        <w:t xml:space="preserve">where </w:t>
-      </w:r>
-      <w:r>
-        <w:tab/>
-      </w:r>
-      <w:r>
-        <w:t xml:space="preserve">students can apply programming concepts directly within gameplay. </w:t>
-      </w:r>
-      <w:r>
-        <w:tab/>
-      </w:r>
-      <w:r>
-        <w:t>Specifically</w:t>
-      </w:r>
-      <w:proofErr w:type="gramStart"/>
-      <w:r>
-        <w:t xml:space="preserve">, </w:t>
-      </w:r>
-      <w:r>
-        <w:tab/>
-      </w:r>
-      <w:r>
-        <w:t>the</w:t>
-      </w:r>
-      <w:proofErr w:type="gramEnd"/>
-      <w:r>
-        <w:t xml:space="preserve"> game will encourage learners to solve coding challenges that </w:t>
-      </w:r>
-      <w:r>
-        <w:tab/>
-      </w:r>
-      <w:r>
-        <w:t xml:space="preserve">simulate real-world </w:t>
-      </w:r>
-      <w:r>
-        <w:tab/>
-      </w:r>
-      <w:r>
-        <w:t xml:space="preserve">scenarios, promote active problem-solving, and experiential </w:t>
-      </w:r>
-      <w:r>
-        <w:tab/>
-      </w:r>
-      <w:r>
-        <w:t xml:space="preserve">learning rather than </w:t>
-      </w:r>
-      <w:r>
-        <w:tab/>
-      </w:r>
-      <w:r>
-        <w:t>passive observation.</w:t>
-      </w:r>
-    </w:p>
-    <w:p>
-      <w:pPr>
-        <w:pStyle w:val="bodybold"/>
-        <w:numPr>
-          <w:ilvl w:val="0"/>
-          <w:numId w:val="11"/>
-        </w:numPr>
-      </w:pPr>
-      <w:r>
-        <w:t>To develop a game that provides direct visual feedback as players learn and apply programming concepts.</w:t>
-      </w:r>
-    </w:p>
-    <w:p>
-      <w:pPr>
-        <w:pStyle w:val="bodyitalic"/>
-      </w:pPr>
-      <w:r>
-        <w:tab/>
-      </w:r>
-      <w:r>
-        <w:t xml:space="preserve">The proponents of the project plan to use the game’s environment to display visual </w:t>
-      </w:r>
-      <w:r>
-        <w:tab/>
-      </w:r>
-      <w:r>
-        <w:t xml:space="preserve">feedback based on the user’s coding input. Specifically, the player’s actions and </w:t>
-      </w:r>
-      <w:r>
-        <w:tab/>
-      </w:r>
-      <w:r>
-        <w:t xml:space="preserve">written </w:t>
-      </w:r>
-      <w:r>
-        <w:tab/>
-      </w:r>
-      <w:r>
-        <w:t xml:space="preserve">code will directly affect the environment, allowing them to see how Lua and </w:t>
-      </w:r>
-      <w:r>
-        <w:tab/>
-      </w:r>
-      <w:r>
-        <w:t xml:space="preserve">Python </w:t>
-      </w:r>
-      <w:r>
-        <w:tab/>
-      </w:r>
-      <w:r>
-        <w:t xml:space="preserve">interpret their logic in real time. This feedback helps learners understand </w:t>
-      </w:r>
-      <w:r>
-        <w:tab/>
-      </w:r>
-      <w:r>
-        <w:t xml:space="preserve">programming </w:t>
-      </w:r>
-      <w:r>
-        <w:tab/>
-      </w:r>
-      <w:r>
-        <w:t>flow and identify errors through immediate, intuitive results.</w:t>
-      </w:r>
-    </w:p>
-    <w:p>
-      <w:pPr>
-        <w:spacing w:after="160" w:line="278" w:lineRule="auto"/>
-        <w:jc w:val="left"/>
-        <w:rPr>
-          <w:rFonts w:eastAsia="Times New Roman" w:cs="Times New Roman"/>
-          <w:szCs w:val="20"/>
-          <w:lang w:val="en-US" w:eastAsia="en-PH"/>
-        </w:rPr>
-      </w:pPr>
-      <w:r>
-        <w:br w:type="page"/>
-      </w:r>
-    </w:p>
-    <w:p>
-      <w:pPr>
-        <w:pStyle w:val="bodybold"/>
-        <w:numPr>
-          <w:ilvl w:val="0"/>
-          <w:numId w:val="11"/>
-        </w:numPr>
-      </w:pPr>
-      <w:r>
-        <w:lastRenderedPageBreak/>
-        <w:t>To develop a game that realistically responds to player errors by embedding Lua and Python interpreters within the system.</w:t>
-      </w:r>
-    </w:p>
-    <w:p>
-      <w:pPr>
-        <w:pStyle w:val="Heading2"/>
-      </w:pPr>
-      <w:r>
-        <w:tab/>
-      </w:r>
-      <w:r>
-        <w:t xml:space="preserve">The proponents of the project aim to ensure that the game reacts authentically </w:t>
-      </w:r>
-      <w:r>
-        <w:tab/>
-        <w:t xml:space="preserve">to user </w:t>
-      </w:r>
-      <w:r>
-        <w:tab/>
-      </w:r>
-      <w:r>
-        <w:t xml:space="preserve">errors by integrating Lua and Python interpreters. Specifically, this enables </w:t>
-      </w:r>
-      <w:r>
-        <w:tab/>
-      </w:r>
-      <w:r>
-        <w:t xml:space="preserve">the </w:t>
-      </w:r>
-      <w:r>
-        <w:tab/>
-      </w:r>
-      <w:r>
-        <w:t>application to detect and display syntax or runtime errors accurately, providing</w:t>
-      </w:r>
-      <w:r>
-        <w:t xml:space="preserve"> </w:t>
-      </w:r>
-      <w:r>
-        <w:tab/>
-      </w:r>
-      <w:proofErr w:type="gramStart"/>
-      <w:r>
-        <w:t>a</w:t>
-      </w:r>
-      <w:proofErr w:type="gramEnd"/>
-      <w:r>
-        <w:t xml:space="preserve"> </w:t>
-      </w:r>
-      <w:r>
-        <w:tab/>
-      </w:r>
-      <w:r>
-        <w:t>Objectives of the study</w:t>
-      </w:r>
-    </w:p>
-    <w:p>
-      <w:pPr>
-        <w:pStyle w:val="Heading2"/>
-        <w:jc w:val="left"/>
-        <w:rPr>
-          <w:rFonts w:eastAsia="Times New Roman"/>
-          <w:b/>
-          <w:bCs/>
-          <w:lang w:val="en-US"/>
-        </w:rPr>
-      </w:pPr>
-      <w:r>
-        <w:rPr>
-          <w:rFonts w:eastAsia="Times New Roman"/>
-          <w:b/>
-          <w:bCs/>
-          <w:lang w:val="en-US"/>
-        </w:rPr>
-        <w:t xml:space="preserve">General Objectives </w:t>
-      </w:r>
-    </w:p>
-    <w:p>
-      <w:pPr>
-        <w:pStyle w:val="bodybold"/>
-      </w:pPr>
-      <w:r>
-        <w:tab/>
-      </w:r>
-      <w:r>
-        <w:t xml:space="preserve">To develop a game to </w:t>
-      </w:r>
-      <w:r>
-        <w:t xml:space="preserve">supplement the high interest in learning Lua and Python </w:t>
-      </w:r>
-      <w:r>
-        <w:tab/>
-        <w:t>through a game.</w:t>
-      </w:r>
-    </w:p>
-    <w:p>
-      <w:pPr>
-        <w:pStyle w:val="bodyitalic"/>
-      </w:pPr>
-      <w:r>
-        <w:tab/>
-        <w:t xml:space="preserve">The proponents of the projects aim to develop a game with the goal of </w:t>
-      </w:r>
-      <w:r>
-        <w:tab/>
-        <w:t xml:space="preserve">supplementing the high interest of learning the Lua and Python programming </w:t>
-      </w:r>
-      <w:r>
-        <w:tab/>
-        <w:t xml:space="preserve">language through a game approach by integrating engaging gameplay with </w:t>
-      </w:r>
-      <w:r>
-        <w:tab/>
-        <w:t>learning activities.</w:t>
-      </w:r>
-    </w:p>
-    <w:p>
-      <w:pPr>
-        <w:pStyle w:val="Heading2"/>
-        <w:jc w:val="left"/>
-        <w:rPr>
-          <w:rFonts w:eastAsia="Times New Roman"/>
-          <w:b/>
-          <w:bCs/>
-          <w:lang w:val="en-US"/>
-        </w:rPr>
-      </w:pPr>
-      <w:r>
-        <w:rPr>
-          <w:rFonts w:eastAsia="Times New Roman"/>
-          <w:b/>
-          <w:bCs/>
-          <w:lang w:val="en-US"/>
-        </w:rPr>
-        <w:t xml:space="preserve">Specific Objectives </w:t>
-      </w:r>
-    </w:p>
-    <w:p>
-      <w:pPr>
-        <w:pStyle w:val="bodybold"/>
-        <w:numPr>
-          <w:ilvl w:val="0"/>
-          <w:numId w:val="11"/>
-        </w:numPr>
-      </w:pPr>
-      <w:r>
-        <w:t>To develop a game that enhances programming skills by providing hands-on learning where concepts are learned through experience.</w:t>
-      </w:r>
-    </w:p>
-    <w:p>
-      <w:pPr>
-        <w:pStyle w:val="bodyitalic"/>
-      </w:pPr>
-      <w:r>
-        <w:tab/>
-      </w:r>
-      <w:r>
-        <w:t xml:space="preserve">The proponents of the project aim to create an interactive learning environment </w:t>
-      </w:r>
-      <w:r>
-        <w:tab/>
-      </w:r>
-      <w:r>
-        <w:t xml:space="preserve">where </w:t>
-      </w:r>
-      <w:r>
-        <w:tab/>
-      </w:r>
-      <w:r>
-        <w:t xml:space="preserve">students can apply programming concepts directly within gameplay. </w:t>
-      </w:r>
-      <w:r>
-        <w:tab/>
-      </w:r>
-      <w:r>
-        <w:t>Specifically</w:t>
-      </w:r>
-      <w:proofErr w:type="gramStart"/>
-      <w:r>
-        <w:t xml:space="preserve">, </w:t>
-      </w:r>
-      <w:r>
-        <w:tab/>
-      </w:r>
-      <w:r>
-        <w:t>the</w:t>
-      </w:r>
-      <w:proofErr w:type="gramEnd"/>
-      <w:r>
-        <w:t xml:space="preserve"> game will encourage learners to solve coding challenges that </w:t>
-      </w:r>
-      <w:r>
-        <w:tab/>
-      </w:r>
-      <w:r>
-        <w:t xml:space="preserve">simulate real-world </w:t>
-      </w:r>
-      <w:r>
-        <w:tab/>
-      </w:r>
-      <w:r>
-        <w:t xml:space="preserve">scenarios, promote active problem-solving, and experiential </w:t>
-      </w:r>
-      <w:r>
-        <w:tab/>
-      </w:r>
-      <w:r>
-        <w:t xml:space="preserve">learning rather than </w:t>
-      </w:r>
-      <w:r>
-        <w:tab/>
-      </w:r>
-      <w:r>
-        <w:t>passive observation.</w:t>
-      </w:r>
-    </w:p>
-    <w:p>
-      <w:pPr>
-        <w:pStyle w:val="bodybold"/>
-        <w:numPr>
-          <w:ilvl w:val="0"/>
-          <w:numId w:val="11"/>
-        </w:numPr>
-      </w:pPr>
-      <w:r>
-        <w:t>To develop a game that provides direct visual feedback as players learn and apply programming concepts.</w:t>
-      </w:r>
-    </w:p>
-    <w:p>
-      <w:pPr>
-        <w:pStyle w:val="bodyitalic"/>
-      </w:pPr>
-      <w:r>
-        <w:tab/>
-      </w:r>
-      <w:r>
-        <w:t xml:space="preserve">The proponents of the project plan to use the game’s environment to display visual </w:t>
-      </w:r>
-      <w:r>
-        <w:tab/>
-      </w:r>
-      <w:r>
-        <w:t xml:space="preserve">feedback based on the user’s coding input. Specifically, the player’s actions and </w:t>
-      </w:r>
-      <w:r>
-        <w:tab/>
-      </w:r>
-      <w:r>
-        <w:t xml:space="preserve">written </w:t>
-      </w:r>
-      <w:r>
-        <w:tab/>
-      </w:r>
-      <w:r>
-        <w:t xml:space="preserve">code will directly affect the environment, allowing them to see how Lua and </w:t>
-      </w:r>
-      <w:r>
-        <w:tab/>
-      </w:r>
-      <w:r>
-        <w:t xml:space="preserve">Python </w:t>
-      </w:r>
-      <w:r>
-        <w:tab/>
-      </w:r>
-      <w:r>
-        <w:t xml:space="preserve">interpret their logic in real time. This feedback helps learners understand </w:t>
-      </w:r>
-      <w:r>
-        <w:tab/>
-      </w:r>
-      <w:r>
-        <w:t xml:space="preserve">programming </w:t>
-      </w:r>
-      <w:r>
-        <w:tab/>
-      </w:r>
-      <w:r>
-        <w:t>flow and identify errors through immediate, intuitive results.</w:t>
-      </w:r>
-    </w:p>
-    <w:p>
-      <w:pPr>
-        <w:pStyle w:val="bodybold"/>
-        <w:numPr>
-          <w:ilvl w:val="0"/>
-          <w:numId w:val="11"/>
-        </w:numPr>
-      </w:pPr>
-      <w:r>
-        <w:lastRenderedPageBreak/>
-        <w:t>To develop a game that realistically responds to player errors by embedding Lua and Python interpreters within the system.</w:t>
-      </w:r>
-    </w:p>
-    <w:p>
-      <w:pPr>
-        <w:pStyle w:val="bodyitalic"/>
-      </w:pPr>
-      <w:r>
-        <w:tab/>
-      </w:r>
-      <w:r>
-        <w:t xml:space="preserve">The proponents of the project aim to ensure that the game reacts authentically </w:t>
-      </w:r>
-      <w:r>
-        <w:tab/>
-        <w:t xml:space="preserve">to user </w:t>
-      </w:r>
-      <w:r>
-        <w:tab/>
-      </w:r>
-      <w:r>
-        <w:t xml:space="preserve">errors by integrating Lua and Python interpreters. Specifically, this enables </w:t>
-      </w:r>
-      <w:r>
-        <w:tab/>
-      </w:r>
-      <w:r>
-        <w:t xml:space="preserve">the </w:t>
-      </w:r>
-      <w:r>
-        <w:tab/>
-      </w:r>
-      <w:r>
-        <w:t>application to detect and display syntax or runtime errors accurately, providing</w:t>
-      </w:r>
-      <w:r>
-        <w:t xml:space="preserve"> </w:t>
-      </w:r>
-      <w:r>
-        <w:tab/>
-      </w:r>
-      <w:r>
-        <w:t xml:space="preserve">a </w:t>
-      </w:r>
-      <w:r>
-        <w:tab/>
-      </w:r>
-      <w:r>
-        <w:t xml:space="preserve">realistic debugging experience. This approach helps students learn from their </w:t>
-      </w:r>
-      <w:r>
-        <w:tab/>
-      </w:r>
-      <w:r>
-        <w:t xml:space="preserve">mistakes and develop stronger problem-solving and </w:t>
-      </w:r>
-      <w:r>
-        <w:tab/>
-        <w:t>error-handling skills.</w:t>
-      </w:r>
-    </w:p>
-    <w:p>
-      <w:pPr>
-        <w:pStyle w:val="bodybold"/>
-        <w:numPr>
-          <w:ilvl w:val="0"/>
-          <w:numId w:val="11"/>
-        </w:numPr>
-      </w:pPr>
-      <w:r>
-        <w:t>To develop a game that introduces the programming structure and syntax of Lua and Python.</w:t>
-      </w:r>
-    </w:p>
-    <w:p>
-      <w:pPr>
-        <w:pStyle w:val="bodyitalic"/>
-      </w:pPr>
-      <w:r>
-        <w:tab/>
-      </w:r>
-      <w:r>
-        <w:t xml:space="preserve">The proponents of the project intend to integrate Lua and Python learning modules </w:t>
-      </w:r>
-      <w:r>
-        <w:tab/>
-      </w:r>
-      <w:r>
-        <w:t xml:space="preserve">within the game. Specifically, the application will include coding activities that </w:t>
-      </w:r>
-      <w:r>
-        <w:tab/>
-      </w:r>
-      <w:r>
-        <w:t xml:space="preserve">demonstrate syntax rules, control structures, and logical operations in both </w:t>
-      </w:r>
-      <w:r>
-        <w:tab/>
-      </w:r>
-      <w:r>
-        <w:t xml:space="preserve">languages. This allows users to understand and practice programming concepts </w:t>
-      </w:r>
-      <w:r>
-        <w:tab/>
-      </w:r>
-      <w:r>
-        <w:t>naturally while progressing through the game.</w:t>
-      </w:r>
-    </w:p>
-    <w:p>
-      <w:pPr>
-        <w:pStyle w:val="bodyitalic"/>
-      </w:pPr>
-      <w:r>
-        <w:tab/>
-      </w:r>
-      <w:r>
-        <w:t xml:space="preserve">realistic debugging experience. This approach helps students learn from their </w:t>
-      </w:r>
-      <w:r>
-        <w:tab/>
-      </w:r>
-      <w:r>
-        <w:t xml:space="preserve">mistakes and develop stronger problem-solving and </w:t>
-      </w:r>
-      <w:r>
-        <w:tab/>
-        <w:t>error-handling skills.</w:t>
-      </w:r>
-    </w:p>
-    <w:p>
-      <w:pPr>
-        <w:pStyle w:val="bodybold"/>
-        <w:numPr>
-          <w:ilvl w:val="0"/>
-          <w:numId w:val="11"/>
-        </w:numPr>
-      </w:pPr>
-      <w:r>
-        <w:t>To develop a game that introduces the programming structure and syntax of Lua and Python.</w:t>
-      </w:r>
-    </w:p>
-    <w:p>
-      <w:pPr>
-        <w:pStyle w:val="bodyitalic"/>
-      </w:pPr>
-      <w:r>
-        <w:tab/>
-      </w:r>
-      <w:r>
-        <w:t xml:space="preserve">The proponents of the project intend to integrate Lua and Python learning modules </w:t>
-      </w:r>
-      <w:r>
-        <w:tab/>
-      </w:r>
-      <w:r>
-        <w:t xml:space="preserve">within the game. Specifically, the application will include coding activities that </w:t>
-      </w:r>
-      <w:r>
-        <w:tab/>
-      </w:r>
-      <w:r>
-        <w:t xml:space="preserve">demonstrate syntax rules, control structures, and logical operations in both </w:t>
-      </w:r>
-      <w:r>
-        <w:tab/>
-      </w:r>
-      <w:r>
-        <w:t xml:space="preserve">languages. This allows users to understand and practice programming concepts </w:t>
-      </w:r>
-      <w:r>
-        <w:tab/>
-      </w:r>
-      <w:r>
-        <w:t>naturally while progressing through the game.</w:t>
       </w:r>
     </w:p>
     <w:p>
@@ -4104,6 +3326,7 @@
   <w:style w:type="character" w:default="1" w:styleId="DefaultParagraphFont">
     <w:name w:val="Default Paragraph Font"/>
     <w:uiPriority w:val="1"/>
+    <w:semiHidden/>
     <w:unhideWhenUsed/>
   </w:style>
   <w:style w:type="table" w:default="1" w:styleId="TableNormal">
